--- a/文档/开题报告/当前版本/基于STM32的电子秤设计与温度补偿研究_开题报告_研究计划版_2026-10-27.docx
+++ b/文档/开题报告/当前版本/基于STM32的电子秤设计与温度补偿研究_开题报告_研究计划版_2026-10-27.docx
@@ -473,80 +473,256 @@
     </w:p>
     <w:p>
       <w:pPr>
+        <w:pStyle w:val="ProposalReferences"/>
+        <w:keepNext w:val="0"/>
         <w:keepLines/>
-        <w:spacing w:line="288" w:lineRule="auto" w:after="120"/>
-        <w:ind w:hanging="400" w:left="400"/>
+        <w:widowControl/>
+        <w:tabs>
+          <w:tab w:pos="420" w:val="left"/>
+        </w:tabs>
+        <w:spacing w:line="320" w:lineRule="exact" w:after="80" w:before="0"/>
+        <w:ind w:left="420" w:hanging="420"/>
+        <w:jc w:val="left"/>
       </w:pPr>
       <w:r>
         <w:rPr>
+          <w:rFonts w:ascii="Times New Roman" w:hAnsi="Times New Roman" w:eastAsia="宋体"/>
+          <w:color w:val="000000"/>
           <w:sz w:val="21"/>
+          <w:u w:val="none"/>
+          <w:noProof/>
         </w:rPr>
-        <w:t>[1] AVIA SEMICONDUCTOR. HX711 24-Bit Analog-to-Digital Converter (ADC) for Weigh Scales: V2.0[EB/OL]. [2026-10-27]. https://e2e.ti.com/cfs-file/__key/communityserver-discussions-components-files/73/HX711.pdf.</w:t>
+        <w:t>[1]</w:t>
+        <w:tab/>
+      </w:r>
+      <w:r>
+        <w:rPr>
+          <w:rFonts w:ascii="Times New Roman" w:hAnsi="Times New Roman" w:eastAsia="宋体"/>
+          <w:color w:val="000000"/>
+          <w:sz w:val="21"/>
+          <w:u w:val="none"/>
+          <w:noProof/>
+        </w:rPr>
+        <w:t>Avia Semiconductor. HX711 24-Bit Analog-to-Digital Converter (ADC) for Weigh Scales: V2.0[EB/OL]. [2026-10-27].</w:t>
+      </w:r>
+      <w:r>
+        <w:rPr>
+          <w:rFonts w:ascii="Times New Roman" w:hAnsi="Times New Roman" w:eastAsia="宋体"/>
+          <w:color w:val="000000"/>
+          <w:sz w:val="18"/>
+          <w:u w:val="none"/>
+          <w:noProof/>
+        </w:rPr>
+        <w:br/>
+        <w:t>https://e2e.ti.com/cfs-file/__key/communityserver-discussions-components-files/73/HX711.pdf.</w:t>
       </w:r>
     </w:p>
     <w:p>
       <w:pPr>
+        <w:pStyle w:val="ProposalReferences"/>
+        <w:keepNext w:val="0"/>
         <w:keepLines/>
-        <w:spacing w:line="288" w:lineRule="auto" w:after="120"/>
-        <w:ind w:hanging="400" w:left="400"/>
+        <w:widowControl/>
+        <w:tabs>
+          <w:tab w:pos="420" w:val="left"/>
+        </w:tabs>
+        <w:spacing w:line="320" w:lineRule="exact" w:after="80" w:before="0"/>
+        <w:ind w:left="420" w:hanging="420"/>
+        <w:jc w:val="left"/>
       </w:pPr>
       <w:r>
         <w:rPr>
+          <w:rFonts w:ascii="Times New Roman" w:hAnsi="Times New Roman" w:eastAsia="宋体"/>
+          <w:color w:val="000000"/>
           <w:sz w:val="21"/>
+          <w:u w:val="none"/>
+          <w:noProof/>
         </w:rPr>
-        <w:t>[2] STMICROELECTRONICS. STM32F103x8 STM32F103xB: DS5319, Rev 20[EB/OL]. 2025[2026-10-27]. https://www.st.com/resource/en/datasheet/stm32f103t8.pdf.</w:t>
+        <w:t>[2]</w:t>
+        <w:tab/>
+      </w:r>
+      <w:r>
+        <w:rPr>
+          <w:rFonts w:ascii="Times New Roman" w:hAnsi="Times New Roman" w:eastAsia="宋体"/>
+          <w:color w:val="000000"/>
+          <w:sz w:val="21"/>
+          <w:u w:val="none"/>
+          <w:noProof/>
+        </w:rPr>
+        <w:t>STMicroelectronics. STM32F103x8 STM32F103xB: DS5319, Rev 20[EB/OL]. 2025[2026-10-27].</w:t>
+      </w:r>
+      <w:r>
+        <w:rPr>
+          <w:rFonts w:ascii="Times New Roman" w:hAnsi="Times New Roman" w:eastAsia="宋体"/>
+          <w:color w:val="000000"/>
+          <w:sz w:val="18"/>
+          <w:u w:val="none"/>
+          <w:noProof/>
+        </w:rPr>
+        <w:br/>
+        <w:t>https://www.st.com/resource/en/datasheet/stm32f103t8.pdf.</w:t>
       </w:r>
     </w:p>
     <w:p>
       <w:pPr>
+        <w:pStyle w:val="ProposalReferences"/>
+        <w:keepNext w:val="0"/>
         <w:keepLines/>
-        <w:spacing w:line="288" w:lineRule="auto" w:after="120"/>
-        <w:ind w:hanging="400" w:left="400"/>
+        <w:widowControl/>
+        <w:tabs>
+          <w:tab w:pos="420" w:val="left"/>
+        </w:tabs>
+        <w:spacing w:line="320" w:lineRule="exact" w:after="80" w:before="0"/>
+        <w:ind w:left="420" w:hanging="420"/>
+        <w:jc w:val="left"/>
       </w:pPr>
       <w:r>
         <w:rPr>
+          <w:rFonts w:ascii="Times New Roman" w:hAnsi="Times New Roman" w:eastAsia="宋体"/>
+          <w:color w:val="000000"/>
           <w:sz w:val="21"/>
+          <w:u w:val="none"/>
+          <w:noProof/>
         </w:rPr>
-        <w:t>[3] ZHUANG S, YANG W, ZHOU Y, et al. Temperature field analysis and compensation improvement of load cell[J]. Scientific Reports, 2024, 14: 26213. DOI: 10.1038/s41598-024-76688-0.</w:t>
+        <w:t>[3]</w:t>
+        <w:tab/>
+      </w:r>
+      <w:r>
+        <w:rPr>
+          <w:rFonts w:ascii="Times New Roman" w:hAnsi="Times New Roman" w:eastAsia="宋体"/>
+          <w:color w:val="000000"/>
+          <w:sz w:val="21"/>
+          <w:u w:val="none"/>
+          <w:noProof/>
+        </w:rPr>
+        <w:t>ZHUANG S, YANG W, ZHOU Y, et al. Temperature field analysis and compensation improvement of load cell[J]. Scientific Reports, 2024, 14: 26213. DOI: 10.1038/s41598-024-76688-0.</w:t>
       </w:r>
     </w:p>
     <w:p>
       <w:pPr>
+        <w:pStyle w:val="ProposalReferences"/>
+        <w:keepNext w:val="0"/>
         <w:keepLines/>
-        <w:spacing w:line="288" w:lineRule="auto" w:after="120"/>
-        <w:ind w:hanging="400" w:left="400"/>
+        <w:widowControl/>
+        <w:tabs>
+          <w:tab w:pos="420" w:val="left"/>
+        </w:tabs>
+        <w:spacing w:line="320" w:lineRule="exact" w:after="80" w:before="0"/>
+        <w:ind w:left="420" w:hanging="420"/>
+        <w:jc w:val="left"/>
       </w:pPr>
       <w:r>
         <w:rPr>
+          <w:rFonts w:ascii="Times New Roman" w:hAnsi="Times New Roman" w:eastAsia="宋体"/>
+          <w:color w:val="000000"/>
           <w:sz w:val="21"/>
+          <w:u w:val="none"/>
+          <w:noProof/>
         </w:rPr>
-        <w:t>[4] MAXIM INTEGRATED. DS18B20 Programmable Resolution 1-Wire Digital Thermometer: Rev 6[EB/OL]. 2019[2026-10-27]. https://www.analog.com/media/en/technical-documentation/data-sheets/ds18b20.pdf.</w:t>
+        <w:t>[4]</w:t>
+        <w:tab/>
+      </w:r>
+      <w:r>
+        <w:rPr>
+          <w:rFonts w:ascii="Times New Roman" w:hAnsi="Times New Roman" w:eastAsia="宋体"/>
+          <w:color w:val="000000"/>
+          <w:sz w:val="21"/>
+          <w:u w:val="none"/>
+          <w:noProof/>
+        </w:rPr>
+        <w:t>Maxim Integrated. DS18B20 Programmable Resolution 1-Wire Digital Thermometer: Rev 6[EB/OL]. 2019[2026-10-27].</w:t>
+      </w:r>
+      <w:r>
+        <w:rPr>
+          <w:rFonts w:ascii="Times New Roman" w:hAnsi="Times New Roman" w:eastAsia="宋体"/>
+          <w:color w:val="000000"/>
+          <w:sz w:val="18"/>
+          <w:u w:val="none"/>
+          <w:noProof/>
+        </w:rPr>
+        <w:br/>
+        <w:t>https://www.analog.com/media/en/technical-documentation/data-sheets/ds18b20.pdf.</w:t>
       </w:r>
     </w:p>
     <w:p>
       <w:pPr>
+        <w:pStyle w:val="ProposalReferences"/>
+        <w:keepNext w:val="0"/>
         <w:keepLines/>
-        <w:spacing w:line="288" w:lineRule="auto" w:after="120"/>
-        <w:ind w:hanging="400" w:left="400"/>
+        <w:widowControl/>
+        <w:tabs>
+          <w:tab w:pos="420" w:val="left"/>
+        </w:tabs>
+        <w:spacing w:line="320" w:lineRule="exact" w:after="80" w:before="0"/>
+        <w:ind w:left="420" w:hanging="420"/>
+        <w:jc w:val="left"/>
       </w:pPr>
       <w:r>
         <w:rPr>
+          <w:rFonts w:ascii="Times New Roman" w:hAnsi="Times New Roman" w:eastAsia="宋体"/>
+          <w:color w:val="000000"/>
           <w:sz w:val="21"/>
+          <w:u w:val="none"/>
+          <w:noProof/>
         </w:rPr>
-        <w:t>[5] OIML. Metrological regulation for load cells Part 1: Metrological and technical requirements: OIML R 60-1:2021[S/OL]. 2021[2026-10-27]. https://www.oiml.org/en/files/pdf_r/r060-1-e21.pdf.</w:t>
+        <w:t>[5]</w:t>
+        <w:tab/>
+      </w:r>
+      <w:r>
+        <w:rPr>
+          <w:rFonts w:ascii="Times New Roman" w:hAnsi="Times New Roman" w:eastAsia="宋体"/>
+          <w:color w:val="000000"/>
+          <w:sz w:val="21"/>
+          <w:u w:val="none"/>
+          <w:noProof/>
+        </w:rPr>
+        <w:t>OIML. Metrological regulation for load cells Part 1: Metrological and technical requirements: OIML R 60-1:2021[S/OL]. 2021[2026-10-27].</w:t>
+      </w:r>
+      <w:r>
+        <w:rPr>
+          <w:rFonts w:ascii="Times New Roman" w:hAnsi="Times New Roman" w:eastAsia="宋体"/>
+          <w:color w:val="000000"/>
+          <w:sz w:val="18"/>
+          <w:u w:val="none"/>
+          <w:noProof/>
+        </w:rPr>
+        <w:br/>
+        <w:t>https://www.oiml.org/en/files/pdf_r/r060-1-e21.pdf.</w:t>
       </w:r>
     </w:p>
     <w:p>
       <w:pPr>
+        <w:pStyle w:val="ProposalReferences"/>
+        <w:keepNext w:val="0"/>
         <w:keepLines/>
-        <w:spacing w:line="288" w:lineRule="auto" w:after="120"/>
-        <w:ind w:hanging="400" w:left="400"/>
+        <w:widowControl/>
+        <w:tabs>
+          <w:tab w:pos="420" w:val="left"/>
+        </w:tabs>
+        <w:spacing w:line="320" w:lineRule="exact" w:after="80" w:before="0"/>
+        <w:ind w:left="420" w:hanging="420"/>
+        <w:jc w:val="left"/>
       </w:pPr>
       <w:r>
         <w:rPr>
+          <w:rFonts w:ascii="Times New Roman" w:hAnsi="Times New Roman" w:eastAsia="宋体"/>
+          <w:color w:val="000000"/>
           <w:sz w:val="21"/>
+          <w:u w:val="none"/>
+          <w:noProof/>
         </w:rPr>
-        <w:t>[6] 国家质量监督检验检疫总局. 数字指示秤检定规程: JJG 539—2016[S]. 2016.</w:t>
+        <w:t>[6]</w:t>
+        <w:tab/>
+      </w:r>
+      <w:r>
+        <w:rPr>
+          <w:rFonts w:ascii="Times New Roman" w:hAnsi="Times New Roman" w:eastAsia="宋体"/>
+          <w:color w:val="000000"/>
+          <w:sz w:val="21"/>
+          <w:u w:val="none"/>
+          <w:noProof/>
+        </w:rPr>
+        <w:t>国家质量监督检验检疫总局. 数字指示秤检定规程: JJG 539—2016[S]. 2016.</w:t>
       </w:r>
     </w:p>
     <w:sectPr>
@@ -12640,6 +12816,17 @@
         <w:shd w:val="clear" w:color="auto" w:fill="FBCAA2" w:themeFill="accent6" w:themeFillTint="7F"/>
       </w:tcPr>
     </w:tblStylePr>
+  </w:style>
+  <w:style w:type="paragraph" w:customStyle="1" w:styleId="ProposalReferences">
+    <w:name w:val="Proposal References"/>
+    <w:basedOn w:val="Normal"/>
+    <w:rPr>
+      <w:rFonts w:ascii="Times New Roman" w:hAnsi="Times New Roman" w:eastAsia="宋体"/>
+      <w:b w:val="0"/>
+      <w:i w:val="0"/>
+      <w:color w:val="000000"/>
+      <w:sz w:val="21"/>
+    </w:rPr>
   </w:style>
 </w:styles>
 </file>
